--- a/AI_RedTeam_Report_Template.docx
+++ b/AI_RedTeam_Report_Template.docx
@@ -1692,7 +1692,7 @@
                 <w:rFonts w:ascii="Calibri" w:hAnsi="Calibri"/>
                 <w:sz w:val="18"/>
               </w:rPr>
-              <w:t>LLM01 / LLM06</w:t>
+              <w:t>LLM01 / LLM07</w:t>
             </w:r>
           </w:p>
         </w:tc>
@@ -1723,7 +1723,7 @@
                 <w:rFonts w:ascii="Calibri" w:hAnsi="Calibri"/>
                 <w:sz w:val="18"/>
               </w:rPr>
-              <w:t>AML.T0051 / AML.T0048</w:t>
+              <w:t>AML.T0051.001 / AML.T0056</w:t>
             </w:r>
           </w:p>
         </w:tc>
@@ -2043,7 +2043,7 @@
                 <w:rFonts w:ascii="Calibri" w:hAnsi="Calibri"/>
                 <w:sz w:val="18"/>
               </w:rPr>
-              <w:t>AML.T0051</w:t>
+              <w:t>AML.T0054</w:t>
             </w:r>
           </w:p>
         </w:tc>
@@ -2864,7 +2864,7 @@
                 <w:rFonts w:ascii="Calibri" w:hAnsi="Calibri"/>
                 <w:sz w:val="18"/>
               </w:rPr>
-              <w:t>✓</w:t>
+              <w:t>[ ]</w:t>
             </w:r>
           </w:p>
         </w:tc>
@@ -2909,7 +2909,7 @@
                 <w:rFonts w:ascii="Calibri" w:hAnsi="Calibri"/>
                 <w:sz w:val="18"/>
               </w:rPr>
-              <w:t>Societal Harm / Unfair Outcomes</w:t>
+              <w:t>External Harms</w:t>
             </w:r>
           </w:p>
         </w:tc>
@@ -2923,7 +2923,7 @@
                 <w:rFonts w:ascii="Calibri" w:hAnsi="Calibri"/>
                 <w:sz w:val="18"/>
               </w:rPr>
-              <w:t>✓</w:t>
+              <w:t>[ ]</w:t>
             </w:r>
           </w:p>
         </w:tc>
@@ -2968,7 +2968,7 @@
                 <w:rFonts w:ascii="Calibri" w:hAnsi="Calibri"/>
                 <w:sz w:val="18"/>
               </w:rPr>
-              <w:t>Adversarial Patch / Evasion</w:t>
+              <w:t>Erode AI Model Integrity</w:t>
             </w:r>
           </w:p>
         </w:tc>
@@ -2982,7 +2982,7 @@
                 <w:rFonts w:ascii="Calibri" w:hAnsi="Calibri"/>
                 <w:sz w:val="18"/>
               </w:rPr>
-              <w:t>✓</w:t>
+              <w:t>[ ]</w:t>
             </w:r>
           </w:p>
         </w:tc>
@@ -3027,7 +3027,7 @@
                 <w:rFonts w:ascii="Calibri" w:hAnsi="Calibri"/>
                 <w:sz w:val="18"/>
               </w:rPr>
-              <w:t>Steal ML Model</w:t>
+              <w:t>Extract LLM System Prompt</w:t>
             </w:r>
           </w:p>
         </w:tc>
@@ -3041,7 +3041,7 @@
                 <w:rFonts w:ascii="Calibri" w:hAnsi="Calibri"/>
                 <w:sz w:val="18"/>
               </w:rPr>
-              <w:t>✓</w:t>
+              <w:t>[ ]</w:t>
             </w:r>
           </w:p>
         </w:tc>
@@ -3086,7 +3086,7 @@
                 <w:rFonts w:ascii="Calibri" w:hAnsi="Calibri"/>
                 <w:sz w:val="18"/>
               </w:rPr>
-              <w:t>Exfiltrate Training Data</w:t>
+              <w:t>Exfiltration via AI Inference API</w:t>
             </w:r>
           </w:p>
         </w:tc>
@@ -3100,7 +3100,7 @@
                 <w:rFonts w:ascii="Calibri" w:hAnsi="Calibri"/>
                 <w:sz w:val="18"/>
               </w:rPr>
-              <w:t>✓</w:t>
+              <w:t>[ ]</w:t>
             </w:r>
           </w:p>
         </w:tc>
@@ -3145,7 +3145,7 @@
                 <w:rFonts w:ascii="Calibri" w:hAnsi="Calibri"/>
                 <w:sz w:val="18"/>
               </w:rPr>
-              <w:t>Backdoor ML Model</w:t>
+              <w:t>Publish Poisoned Datasets</w:t>
             </w:r>
           </w:p>
         </w:tc>
